--- a/_inbox/PDI/04-engenharia-ia-rag-vetores/atividade-4/7-apresentacao/pdi-engenharia-ia-rag-vetores-a4.docx
+++ b/_inbox/PDI/04-engenharia-ia-rag-vetores/atividade-4/7-apresentacao/pdi-engenharia-ia-rag-vetores-a4.docx
@@ -4,277 +4,148 @@
   <w:body>
     <w:p>
       <w:pPr>
-        <w:pStyle w:val="Title"/>
+        <w:jc w:val="center"/>
       </w:pPr>
       <w:r>
+        <w:rPr>
+          <w:b/>
+          <w:color w:val="8B4513"/>
+          <w:sz w:val="28"/>
+        </w:rPr>
+        <w:t>PDI</w:t>
+      </w:r>
+    </w:p>
+    <w:p>
+      <w:pPr>
+        <w:jc w:val="center"/>
+      </w:pPr>
+      <w:r>
+        <w:rPr>
+          <w:b/>
+          <w:sz w:val="46"/>
+        </w:rPr>
         <w:t>Engenharia de Custos de LLM (custo por tarefa, cache, roteamento)</w:t>
       </w:r>
     </w:p>
     <w:p>
+      <w:pPr>
+        <w:jc w:val="center"/>
+      </w:pPr>
       <w:r>
-        <w:t>PDI Marcos Luciano - marcosluciano.rodrigues@v4company.com</w:t>
+        <w:rPr>
+          <w:color w:val="6B7A8A"/>
+          <w:sz w:val="24"/>
+        </w:rPr>
+        <w:t>Documento Tecnico de PDI</w:t>
       </w:r>
     </w:p>
     <w:p>
       <w:pPr>
-        <w:pStyle w:val="Heading1"/>
+        <w:jc w:val="center"/>
       </w:pPr>
       <w:r>
+        <w:rPr>
+          <w:color w:val="495560"/>
+          <w:sz w:val="22"/>
+        </w:rPr>
+        <w:t>Autor: PDI Marcos Luciano - marcosluciano.rodrigues@v4company.com</w:t>
+        <w:br/>
+      </w:r>
+      <w:r>
+        <w:rPr>
+          <w:color w:val="495560"/>
+          <w:sz w:val="22"/>
+        </w:rPr>
+        <w:t>Unidade: FV Marketing / V4 Company</w:t>
+        <w:br/>
+      </w:r>
+      <w:r>
+        <w:rPr>
+          <w:color w:val="495560"/>
+          <w:sz w:val="22"/>
+        </w:rPr>
+        <w:t>Data: Agosto 2026</w:t>
+        <w:br/>
+      </w:r>
+      <w:r>
+        <w:rPr>
+          <w:color w:val="495560"/>
+          <w:sz w:val="22"/>
+        </w:rPr>
+        <w:t>Area: 04 Engenharia de IA, RAG e Vetores</w:t>
+        <w:br/>
+      </w:r>
+      <w:r>
+        <w:rPr>
+          <w:color w:val="495560"/>
+          <w:sz w:val="22"/>
+        </w:rPr>
+        <w:t>Status: Entregue (desenvolvido)</w:t>
+        <w:br/>
+      </w:r>
+    </w:p>
+    <w:p>
+      <w:r>
+        <w:br w:type="page"/>
+      </w:r>
+    </w:p>
+    <w:p>
+      <w:pPr>
+        <w:pStyle w:val="Heading2"/>
+      </w:pPr>
+      <w:r>
+        <w:rPr>
+          <w:color w:val="8B1E1E"/>
+        </w:rPr>
         <w:t>1. Contexto</w:t>
       </w:r>
     </w:p>
     <w:p>
       <w:r>
-        <w:t>LLM cobra por token (entrada + saída). Em produção, o custo explode silenciosamente: prompts repetidos, chamadas redundantes e modelo caro onde um barato bastaria. Reduzir custo não é "usar menos IA" — é usar a infraestrutura certa: cache, batch e model routing.</w:t>
+        <w:t>Framework de custo de LLM com custo por tarefa, cache de prompt, roteamento por complexidade e budget, contra uso de modelo maxi para tudo com custo 10x.</w:t>
+      </w:r>
+    </w:p>
+    <w:p>
+      <w:pPr>
+        <w:pStyle w:val="Heading2"/>
+      </w:pPr>
+      <w:r>
+        <w:rPr>
+          <w:color w:val="8B1E1E"/>
+        </w:rPr>
+        <w:t>2. Diagnostico</w:t>
       </w:r>
     </w:p>
     <w:p>
       <w:r>
-        <w:t>Analogia do buffetToken é a comida no prato — você paga por grama. Cache semântico é guardar a sobra na geladeira: se outro pede a mesma coisa, você serve do pote, não cozinha de novo. Batch é fazer 100 pratos de uma vez no forno, mais barato que um a um. Model routing é mandar o prato simples pro cozinheiro júnior e o complexo pro chef — paga o chef só quando precisa.</w:t>
+        <w:t>Modelo unico sem roteamento, sem cache a mesma pergunta paga 2x, e custo invisivel impede precificar ao cliente.</w:t>
       </w:r>
     </w:p>
     <w:p>
       <w:pPr>
-        <w:pStyle w:val="Heading1"/>
+        <w:pStyle w:val="Heading2"/>
       </w:pPr>
       <w:r>
-        <w:t>2. Diagnóstico</w:t>
+        <w:rPr>
+          <w:color w:val="8B1E1E"/>
+        </w:rPr>
+        <w:t>3. Solucao</w:t>
       </w:r>
     </w:p>
     <w:p>
       <w:r>
-        <w:t>Toda pergunta ia direto pro modelo flagship, sem reaproveitar respostas idênticas e sem agrupar chamadas. A fatura crescia 20% ao mês e ninguém sabia qual fluxo consumia mais. O custo era opaco e não-atribuído.</w:t>
-      </w:r>
-    </w:p>
-    <w:p>
-      <w:r>
-        <w:t>Custo mensal de LLM (R$, mil)JanFevMarAbrMaiJunJulAgoSetOutNovDezAntesDepoisProporção de tokens em cache (%)JanFevMarAbrMaiJunJulAgoSetOutNovDezAntesDepois</w:t>
-      </w:r>
-    </w:p>
-    <w:p>
-      <w:r>
-        <w:t>Raiz do problema: 100% das chamadas no modelo caro, sem cache de respostas repetidas e sem roteamento por complexidade. Custo é arquitetura, não acidente.</w:t>
+        <w:t>Regra trivial para leve, complexo para forte e repetido para cache, com ledger por fluxo, budget por cliente e batch assincrono dentro do SLA.</w:t>
       </w:r>
     </w:p>
     <w:p>
       <w:pPr>
-        <w:pStyle w:val="Heading1"/>
+        <w:pStyle w:val="Heading2"/>
       </w:pPr>
       <w:r>
-        <w:t>3. Solução</w:t>
-      </w:r>
-    </w:p>
-    <w:p>
-      <w:r>
-        <w:t>Trinca de eficiência: (1) cache semântico — responde do cache quando a pergunta é similar a uma já respondida; (2) batch — empacota chamadas não-urgentes em lotes com desconto; (3) model routing — classifica a pergunta e manda pro modelo barato (ex.: mini) ou caro (frontier) conforme a complexidade.</w:t>
-      </w:r>
-    </w:p>
-    <w:p>
-      <w:pPr>
-        <w:pStyle w:val="Heading1"/>
-      </w:pPr>
-      <w:r>
-        <w:t>4. Como funciona (pipeline)</w:t>
-      </w:r>
-    </w:p>
-    <w:p>
-      <w:r>
-        <w:t>[ver fluxo / gráfico no documento HTML]</w:t>
-      </w:r>
-    </w:p>
-    <w:p>
-      <w:pPr>
-        <w:pStyle w:val="Heading1"/>
-      </w:pPr>
-      <w:r>
-        <w:t>5. Antes vs Depois</w:t>
-      </w:r>
-    </w:p>
-    <w:tbl>
-      <w:tblPr>
-        <w:tblW w:type="auto" w:w="0"/>
-        <w:tblLook w:firstColumn="1" w:firstRow="1" w:lastColumn="0" w:lastRow="0" w:noHBand="0" w:noVBand="1" w:val="04A0"/>
-      </w:tblPr>
-      <w:tblGrid>
-  </w:tblGrid>
-    </w:tbl>
-    <w:tbl>
-      <w:tblPr>
-        <w:tblW w:type="auto" w:w="0"/>
-        <w:tblLook w:firstColumn="1" w:firstRow="1" w:lastColumn="0" w:lastRow="0" w:noHBand="0" w:noVBand="1" w:val="04A0"/>
-      </w:tblPr>
-      <w:tblGrid>
-        <w:gridCol w:w="2880"/>
-        <w:gridCol w:w="2880"/>
-        <w:gridCol w:w="2880"/>
-      </w:tblGrid>
-      <w:tr>
-        <w:tc>
-          <w:tcPr>
-            <w:tcW w:type="dxa" w:w="2880"/>
-          </w:tcPr>
-          <w:p>
-            <w:r>
-              <w:t>Cenário</w:t>
-            </w:r>
-          </w:p>
-        </w:tc>
-        <w:tc>
-          <w:tcPr>
-            <w:tcW w:type="dxa" w:w="2880"/>
-          </w:tcPr>
-          <w:p>
-            <w:r>
-              <w:t>Antes (flagship puro)</w:t>
-            </w:r>
-          </w:p>
-        </w:tc>
-        <w:tc>
-          <w:tcPr>
-            <w:tcW w:type="dxa" w:w="2880"/>
-          </w:tcPr>
-          <w:p>
-            <w:r>
-              <w:t>Depois (routing+cache+batch)</w:t>
-            </w:r>
-          </w:p>
-        </w:tc>
-      </w:tr>
-      <w:tr>
-        <w:tc>
-          <w:tcPr>
-            <w:tcW w:type="dxa" w:w="2880"/>
-          </w:tcPr>
-          <w:p>
-            <w:r>
-              <w:t>Resposta repetida</w:t>
-            </w:r>
-          </w:p>
-        </w:tc>
-        <w:tc>
-          <w:tcPr>
-            <w:tcW w:type="dxa" w:w="2880"/>
-          </w:tcPr>
-          <w:p>
-            <w:r>
-              <w:t>Recalculada</w:t>
-            </w:r>
-          </w:p>
-        </w:tc>
-        <w:tc>
-          <w:tcPr>
-            <w:tcW w:type="dxa" w:w="2880"/>
-          </w:tcPr>
-          <w:p>
-            <w:r>
-              <w:t>Servida do cache</w:t>
-            </w:r>
-          </w:p>
-        </w:tc>
-      </w:tr>
-      <w:tr>
-        <w:tc>
-          <w:tcPr>
-            <w:tcW w:type="dxa" w:w="2880"/>
-          </w:tcPr>
-          <w:p>
-            <w:r>
-              <w:t>Chamada simples</w:t>
-            </w:r>
-          </w:p>
-        </w:tc>
-        <w:tc>
-          <w:tcPr>
-            <w:tcW w:type="dxa" w:w="2880"/>
-          </w:tcPr>
-          <w:p>
-            <w:r>
-              <w:t>Modelo caro</w:t>
-            </w:r>
-          </w:p>
-        </w:tc>
-        <w:tc>
-          <w:tcPr>
-            <w:tcW w:type="dxa" w:w="2880"/>
-          </w:tcPr>
-          <w:p>
-            <w:r>
-              <w:t>Modelo barato</w:t>
-            </w:r>
-          </w:p>
-        </w:tc>
-      </w:tr>
-      <w:tr>
-        <w:tc>
-          <w:tcPr>
-            <w:tcW w:type="dxa" w:w="2880"/>
-          </w:tcPr>
-          <w:p>
-            <w:r>
-              <w:t>Lote</w:t>
-            </w:r>
-          </w:p>
-        </w:tc>
-        <w:tc>
-          <w:tcPr>
-            <w:tcW w:type="dxa" w:w="2880"/>
-          </w:tcPr>
-          <w:p>
-            <w:r>
-              <w:t>1 a 1</w:t>
-            </w:r>
-          </w:p>
-        </w:tc>
-        <w:tc>
-          <w:tcPr>
-            <w:tcW w:type="dxa" w:w="2880"/>
-          </w:tcPr>
-          <w:p>
-            <w:r>
-              <w:t>Batch com desconto</w:t>
-            </w:r>
-          </w:p>
-        </w:tc>
-      </w:tr>
-      <w:tr>
-        <w:tc>
-          <w:tcPr>
-            <w:tcW w:type="dxa" w:w="2880"/>
-          </w:tcPr>
-          <w:p>
-            <w:r>
-              <w:t>Visibilidade</w:t>
-            </w:r>
-          </w:p>
-        </w:tc>
-        <w:tc>
-          <w:tcPr>
-            <w:tcW w:type="dxa" w:w="2880"/>
-          </w:tcPr>
-          <w:p>
-            <w:r>
-              <w:t>Nenhuma</w:t>
-            </w:r>
-          </w:p>
-        </w:tc>
-        <w:tc>
-          <w:tcPr>
-            <w:tcW w:type="dxa" w:w="2880"/>
-          </w:tcPr>
-          <w:p>
-            <w:r>
-              <w:t>Custo por fluxo</w:t>
-            </w:r>
-          </w:p>
-        </w:tc>
-      </w:tr>
-    </w:tbl>
-    <w:p>
-      <w:pPr>
-        <w:pStyle w:val="Heading1"/>
-      </w:pPr>
-      <w:r>
-        <w:t>6. Entregas</w:t>
+        <w:rPr>
+          <w:color w:val="8B1E1E"/>
+        </w:rPr>
+        <w:t>4. Entregas</w:t>
       </w:r>
     </w:p>
     <w:p>
@@ -282,7 +153,7 @@
         <w:pStyle w:val="ListBullet"/>
       </w:pPr>
       <w:r>
-        <w:t>Módulo model_router.py: classificação de complexidade e roteamento.</w:t>
+        <w:t>LLM-COST.md e COST-MONITORING.md</w:t>
       </w:r>
     </w:p>
     <w:p>
@@ -290,7 +161,7 @@
         <w:pStyle w:val="ListBullet"/>
       </w:pPr>
       <w:r>
-        <w:t>Cache semantic_cache.py: cache de respostas por similaridade.</w:t>
+        <w:t>cost_calc.py e track_cost.py com ledger.save</w:t>
       </w:r>
     </w:p>
     <w:p>
@@ -298,7 +169,18 @@
         <w:pStyle w:val="ListBullet"/>
       </w:pPr>
       <w:r>
-        <w:t>Script batch_runner.py: empacotamento de chamadas assíncronas.</w:t>
+        <w:t>BUDGET.md e usage_schema.sql</w:t>
+      </w:r>
+    </w:p>
+    <w:p>
+      <w:pPr>
+        <w:pStyle w:val="Heading2"/>
+      </w:pPr>
+      <w:r>
+        <w:rPr>
+          <w:color w:val="8B1E1E"/>
+        </w:rPr>
+        <w:t>5. Metricas</w:t>
       </w:r>
     </w:p>
     <w:p>
@@ -306,43 +188,162 @@
         <w:pStyle w:val="ListBullet"/>
       </w:pPr>
       <w:r>
-        <w:t>Dashboard custo.md: led de tokens e R$ por fluxo.</w:t>
+        <w:t>Custo por tarefa menor ou igual a baseline vezes 0.4</w:t>
       </w:r>
     </w:p>
     <w:p>
       <w:pPr>
-        <w:pStyle w:val="Heading1"/>
+        <w:pStyle w:val="ListBullet"/>
       </w:pPr>
       <w:r>
-        <w:t>7. Métricas</w:t>
+        <w:t>Cache hit maior ou igual a 30 por cento</w:t>
+      </w:r>
+    </w:p>
+    <w:p>
+      <w:pPr>
+        <w:pStyle w:val="ListBullet"/>
+      </w:pPr>
+      <w:r>
+        <w:t>Budget com alerta em 80 por cento</w:t>
+      </w:r>
+    </w:p>
+    <w:p>
+      <w:pPr>
+        <w:pStyle w:val="ListBullet"/>
+      </w:pPr>
+      <w:r>
+        <w:t>Reducao maior ou igual a 85 por cento com score maior ou igual a 0.90</w:t>
+      </w:r>
+    </w:p>
+    <w:p>
+      <w:pPr>
+        <w:pStyle w:val="Heading2"/>
+      </w:pPr>
+      <w:r>
+        <w:rPr>
+          <w:color w:val="8B1E1E"/>
+        </w:rPr>
+        <w:t>6. Status final</w:t>
       </w:r>
     </w:p>
     <w:p>
       <w:r>
-        <w:t>Redução de custo acumulada (%)S1S2S3S4S5S6S7S8S9S10S11S12Semana 1</w:t>
+        <w:t>Desenvolvido e em homologacao. Aguarda revisao antes de producao.</w:t>
+      </w:r>
+    </w:p>
+    <w:p>
+      <w:pPr>
+        <w:pStyle w:val="Heading2"/>
+      </w:pPr>
+      <w:r>
+        <w:rPr>
+          <w:color w:val="8B1E1E"/>
+        </w:rPr>
+        <w:t>9. Decisoes e tradeoffs</w:t>
+      </w:r>
+    </w:p>
+    <w:p>
+      <w:pPr>
+        <w:pStyle w:val="ListBullet"/>
+      </w:pPr>
+      <w:r>
+        <w:t>Roteamento por complexidade em vez de modelo maxi para tudo: troquei simplicidade por governanca, porque o maxi custa 10x e a regra trivial vai para leve e complexo vai para forte.</w:t>
+      </w:r>
+    </w:p>
+    <w:p>
+      <w:pPr>
+        <w:pStyle w:val="ListBullet"/>
+      </w:pPr>
+      <w:r>
+        <w:t>Cache semantico com meta de hit maior ou igual a 30 por cento e regra de nunca cachear PII: aceitei gestao de invalidacao para nao pagar 2x a mesma pergunta, sem expor dado sensivel.</w:t>
+      </w:r>
+    </w:p>
+    <w:p>
+      <w:pPr>
+        <w:pStyle w:val="ListBullet"/>
+      </w:pPr>
+      <w:r>
+        <w:t>Custo por tarefa com meta menor ou igual a baseline vezes 0.4 e ledger por fluxo: escolhi contabilidade visivel para permitir precificar ao cliente.</w:t>
+      </w:r>
+    </w:p>
+    <w:p>
+      <w:pPr>
+        <w:pStyle w:val="ListBullet"/>
+      </w:pPr>
+      <w:r>
+        <w:t>Budget por cliente com alerta em 80 por cento: preferi travar crescimento de gasto cedo a descobrir estouro na fatura.</w:t>
+      </w:r>
+    </w:p>
+    <w:p>
+      <w:pPr>
+        <w:pStyle w:val="ListBullet"/>
+      </w:pPr>
+      <w:r>
+        <w:t>Batch assincrono respeitando SLA: empacotei chamadas para buscar desconto preservando score maior ou igual a 0.90 e reducao maior ou igual a 85 por cento.</w:t>
+      </w:r>
+    </w:p>
+    <w:p>
+      <w:pPr>
+        <w:pStyle w:val="Heading2"/>
+      </w:pPr>
+      <w:r>
+        <w:rPr>
+          <w:color w:val="8B1E1E"/>
+        </w:rPr>
+        <w:t>10. Impacto no negocio</w:t>
       </w:r>
     </w:p>
     <w:p>
       <w:r>
-        <w:t>Meta: reduzir o custo mensal em ≥ 85% mantendo qualidade (score ≥ 0.90) via cache + routing + batch.</w:t>
+        <w:t>O framework com custo por tarefa menor ou igual a baseline vezes 0.4, hit de cache maior ou igual a 30 por cento e alerta em 80 por cento do budget torna o agente precificavel e reduz o custo mensal em meta maior ou igual a 85 por cento, o que destrava margem e evita subsidio invisivel de inferencia.</w:t>
       </w:r>
     </w:p>
     <w:p>
       <w:pPr>
-        <w:pStyle w:val="Heading1"/>
+        <w:pStyle w:val="Heading2"/>
       </w:pPr>
       <w:r>
-        <w:t>8. Status final</w:t>
+        <w:rPr>
+          <w:color w:val="8B1E1E"/>
+        </w:rPr>
+        <w:t>11. Referencias de estudo</w:t>
       </w:r>
     </w:p>
     <w:p>
+      <w:pPr>
+        <w:pStyle w:val="ListBullet"/>
+      </w:pPr>
       <w:r>
-        <w:t>NÃO publicado — Desenvolvido e em homologação. Aguarda revisão antes de produção.</w:t>
+        <w:t>Curso: FinOps for AI and LLM Cost Optimization, plataforma Udemy.</w:t>
+      </w:r>
+    </w:p>
+    <w:p>
+      <w:pPr>
+        <w:pStyle w:val="ListBullet"/>
+      </w:pPr>
+      <w:r>
+        <w:t>Video: Reducao de custo de LLM com cache e roteamento, plataforma YouTube, canal Y Combinator.</w:t>
+      </w:r>
+    </w:p>
+    <w:p>
+      <w:pPr>
+        <w:pStyle w:val="ListBullet"/>
+      </w:pPr>
+      <w:r>
+        <w:t>Doc oficial: Guia de precos e tokens da API, documentacao oficial OpenAI.</w:t>
+      </w:r>
+    </w:p>
+    <w:p>
+      <w:pPr>
+        <w:pStyle w:val="ListBullet"/>
+      </w:pPr>
+      <w:r>
+        <w:t>Doc oficial: Guia de prompt caching, documentacao oficial Anthropic.</w:t>
       </w:r>
     </w:p>
     <w:sectPr>
       <w:pgSz w:w="12240" w:h="15840"/>
-      <w:pgMar w:top="1440" w:right="1800" w:bottom="1440" w:left="1800" w:header="720" w:footer="720" w:gutter="0"/>
+      <w:pgMar w:top="1417" w:right="1701" w:bottom="1417" w:left="1701" w:header="720" w:footer="720" w:gutter="0"/>
       <w:cols w:space="720"/>
       <w:docGrid w:linePitch="360"/>
     </w:sectPr>
@@ -713,6 +714,10 @@
     <w:name w:val="Normal"/>
     <w:qFormat/>
     <w:rsid w:val="00FC693F"/>
+    <w:rPr>
+      <w:rFonts w:ascii="Calibri" w:hAnsi="Calibri"/>
+      <w:sz w:val="22"/>
+    </w:rPr>
   </w:style>
   <w:style w:type="paragraph" w:styleId="Header">
     <w:name w:val="header"/>

--- a/_inbox/PDI/04-engenharia-ia-rag-vetores/atividade-4/7-apresentacao/pdi-engenharia-ia-rag-vetores-a4.docx
+++ b/_inbox/PDI/04-engenharia-ia-rag-vetores/atividade-4/7-apresentacao/pdi-engenharia-ia-rag-vetores-a4.docx
@@ -36,7 +36,7 @@
           <w:color w:val="6B7A8A"/>
           <w:sz w:val="24"/>
         </w:rPr>
-        <w:t>Documento Tecnico de PDI</w:t>
+        <w:t>Documento Técnico de PDI</w:t>
       </w:r>
     </w:p>
     <w:p>
@@ -72,7 +72,7 @@
           <w:color w:val="495560"/>
           <w:sz w:val="22"/>
         </w:rPr>
-        <w:t>Area: 04 Engenharia de IA, RAG e Vetores</w:t>
+        <w:t>Área: 04 Engenharia de IA, RAG e Vetores</w:t>
         <w:br/>
       </w:r>
       <w:r>
@@ -113,12 +113,12 @@
         <w:rPr>
           <w:color w:val="8B1E1E"/>
         </w:rPr>
-        <w:t>2. Diagnostico</w:t>
+        <w:t>2. Diagnóstico</w:t>
       </w:r>
     </w:p>
     <w:p>
       <w:r>
-        <w:t>Modelo unico sem roteamento, sem cache a mesma pergunta paga 2x, e custo invisivel impede precificar ao cliente.</w:t>
+        <w:t>Modelo único sem roteamento, sem cache a mesma pergunta paga 2x, e custo invisível impede precificar ao cliente.</w:t>
       </w:r>
     </w:p>
     <w:p>
@@ -129,12 +129,12 @@
         <w:rPr>
           <w:color w:val="8B1E1E"/>
         </w:rPr>
-        <w:t>3. Solucao</w:t>
+        <w:t>3. Solução</w:t>
       </w:r>
     </w:p>
     <w:p>
       <w:r>
-        <w:t>Regra trivial para leve, complexo para forte e repetido para cache, com ledger por fluxo, budget por cliente e batch assincrono dentro do SLA.</w:t>
+        <w:t>Regra trivial para leve, complexo para forte e repetido para cache, com ledger por fluxo, budget por cliente e batch assíncrono dentro do SLA.</w:t>
       </w:r>
     </w:p>
     <w:p>
@@ -180,7 +180,7 @@
         <w:rPr>
           <w:color w:val="8B1E1E"/>
         </w:rPr>
-        <w:t>5. Metricas</w:t>
+        <w:t>5. Métricas</w:t>
       </w:r>
     </w:p>
     <w:p>
@@ -212,7 +212,7 @@
         <w:pStyle w:val="ListBullet"/>
       </w:pPr>
       <w:r>
-        <w:t>Reducao maior ou igual a 85 por cento com score maior ou igual a 0.90</w:t>
+        <w:t>Redução maior ou igual a 85 por cento com score maior ou igual a 0.90</w:t>
       </w:r>
     </w:p>
     <w:p>
@@ -228,7 +228,7 @@
     </w:p>
     <w:p>
       <w:r>
-        <w:t>Desenvolvido e em homologacao. Aguarda revisao antes de producao.</w:t>
+        <w:t>Desenvolvido e em homologação. Aguarda revisão antes de produção.</w:t>
       </w:r>
     </w:p>
     <w:p>
@@ -239,7 +239,7 @@
         <w:rPr>
           <w:color w:val="8B1E1E"/>
         </w:rPr>
-        <w:t>9. Decisoes e tradeoffs</w:t>
+        <w:t>9. Decisões e tradeoffs</w:t>
       </w:r>
     </w:p>
     <w:p>
@@ -247,7 +247,7 @@
         <w:pStyle w:val="ListBullet"/>
       </w:pPr>
       <w:r>
-        <w:t>Roteamento por complexidade em vez de modelo maxi para tudo: troquei simplicidade por governanca, porque o maxi custa 10x e a regra trivial vai para leve e complexo vai para forte.</w:t>
+        <w:t>Roteamento por complexidade em vez de modelo maxi para tudo: troquei simplicidade por governança, porque o maxi custa 10x e a regra trivial vai para leve e complexo vai para forte.</w:t>
       </w:r>
     </w:p>
     <w:p>
@@ -255,7 +255,7 @@
         <w:pStyle w:val="ListBullet"/>
       </w:pPr>
       <w:r>
-        <w:t>Cache semantico com meta de hit maior ou igual a 30 por cento e regra de nunca cachear PII: aceitei gestao de invalidacao para nao pagar 2x a mesma pergunta, sem expor dado sensivel.</w:t>
+        <w:t>Cache semântico com meta de hit maior ou igual a 30 por cento e regra de nunca cachear PII: aceitei gestão de invalidação para não pagar 2x a mesma pergunta, sem expor dado sensível.</w:t>
       </w:r>
     </w:p>
     <w:p>
@@ -263,7 +263,7 @@
         <w:pStyle w:val="ListBullet"/>
       </w:pPr>
       <w:r>
-        <w:t>Custo por tarefa com meta menor ou igual a baseline vezes 0.4 e ledger por fluxo: escolhi contabilidade visivel para permitir precificar ao cliente.</w:t>
+        <w:t>Custo por tarefa com meta menor ou igual a baseline vezes 0.4 e ledger por fluxo: escolhi contabilidade visível para permitir precificar ao cliente.</w:t>
       </w:r>
     </w:p>
     <w:p>
@@ -279,7 +279,7 @@
         <w:pStyle w:val="ListBullet"/>
       </w:pPr>
       <w:r>
-        <w:t>Batch assincrono respeitando SLA: empacotei chamadas para buscar desconto preservando score maior ou igual a 0.90 e reducao maior ou igual a 85 por cento.</w:t>
+        <w:t>Batch assíncrono respeitando SLA: empacotei chamadas para buscar desconto preservando score maior ou igual a 0.90 e redução maior ou igual a 85 por cento.</w:t>
       </w:r>
     </w:p>
     <w:p>
@@ -290,12 +290,12 @@
         <w:rPr>
           <w:color w:val="8B1E1E"/>
         </w:rPr>
-        <w:t>10. Impacto no negocio</w:t>
+        <w:t>10. Impacto no negócio</w:t>
       </w:r>
     </w:p>
     <w:p>
       <w:r>
-        <w:t>O framework com custo por tarefa menor ou igual a baseline vezes 0.4, hit de cache maior ou igual a 30 por cento e alerta em 80 por cento do budget torna o agente precificavel e reduz o custo mensal em meta maior ou igual a 85 por cento, o que destrava margem e evita subsidio invisivel de inferencia.</w:t>
+        <w:t>O framework com custo por tarefa menor ou igual a baseline vezes 0.4, hit de cache maior ou igual a 30 por cento e alerta em 80 por cento do budget torna o agente precificável e reduz o custo mensal em meta maior ou igual a 85 por cento, o que destrava margem e evita subsídio invisível de inferência.</w:t>
       </w:r>
     </w:p>
     <w:p>
@@ -306,7 +306,7 @@
         <w:rPr>
           <w:color w:val="8B1E1E"/>
         </w:rPr>
-        <w:t>11. Referencias de estudo</w:t>
+        <w:t>11. Referências de estudo</w:t>
       </w:r>
     </w:p>
     <w:p>
@@ -322,7 +322,7 @@
         <w:pStyle w:val="ListBullet"/>
       </w:pPr>
       <w:r>
-        <w:t>Video: Reducao de custo de LLM com cache e roteamento, plataforma YouTube, canal Y Combinator.</w:t>
+        <w:t>Vídeo: Redução de custo de LLM com cache e roteamento, plataforma YouTube, canal Y Combinator.</w:t>
       </w:r>
     </w:p>
     <w:p>
@@ -330,7 +330,7 @@
         <w:pStyle w:val="ListBullet"/>
       </w:pPr>
       <w:r>
-        <w:t>Doc oficial: Guia de precos e tokens da API, documentacao oficial OpenAI.</w:t>
+        <w:t>Doc oficial: Guia de preços e tokens da API, documentação oficial OpenAI.</w:t>
       </w:r>
     </w:p>
     <w:p>
@@ -338,7 +338,7 @@
         <w:pStyle w:val="ListBullet"/>
       </w:pPr>
       <w:r>
-        <w:t>Doc oficial: Guia de prompt caching, documentacao oficial Anthropic.</w:t>
+        <w:t>Doc oficial: Guia de prompt caching, documentação oficial Anthropic.</w:t>
       </w:r>
     </w:p>
     <w:sectPr>
